--- a/public/training/domain-time/SecureByDesign-domain-time-Workbook.docx
+++ b/public/training/domain-time/SecureByDesign-domain-time-Workbook.docx
@@ -428,7 +428,7 @@
           <w:sz w:val="21"/>
           <w:szCs w:val="21"/>
         </w:rPr>
-        <w:t xml:space="preserve">This network has no internet time. SBD-DC01, the PDC emulator, serves time from its own clock, an administrator checks that clock against an approved reference, and everything else follows the domain hierarchy. For the member checks, use a domain-joined Windows test client or member server if you have one (SBD-DC02 shows the same chain if not); the Linux settings in lesson 3 are filed now and applied by the courses that build each Linux server. Thresholds and intervals below are sample decisions — record your own.</w:t>
+        <w:t xml:space="preserve">This network has no internet time. SBD-DC01, the PDC emulator, serves time from its own clock, an administrator checks that clock against an approved reference, and everything else follows the domain hierarchy. For the member checks, use a domain-joined Windows test client or member server if you have one (SBD-DC02 shows the same chain if not); the Linux settings in lesson 3 are filed now and applied by the courses that build each Linux server.</w:t>
       </w:r>
     </w:p>
     <w:p>
@@ -578,7 +578,7 @@
           <w:sz w:val="21"/>
           <w:szCs w:val="21"/>
         </w:rPr>
-        <w:t xml:space="preserve">Explain why Kerberos, logs and certificates need agreeing clocks, and plan the hierarchy, reference, thresholds and service path.</w:t>
+        <w:t xml:space="preserve">Explain why Kerberos, logs and certificates need agreeing clocks, and plan the hierarchy, reference, fallback and service path.</w:t>
       </w:r>
     </w:p>
     <w:p>
@@ -939,7 +939,7 @@
           <w:sz w:val="20"/>
           <w:szCs w:val="20"/>
         </w:rPr>
-        <w:t xml:space="preserve">Every sign-in, log entry and certificate in this network depends on clocks that agree, and an air-gapped network has no internet time to lean on. Learn why time matters here and how the Windows Time hierarchy carries one clock from SBD-DC01 to every system, then write down the reference, the thresholds and the service path you will hold the domain to.</w:t>
+        <w:t xml:space="preserve">Every sign-in, log entry and certificate in this network depends on clocks that agree, and an air-gapped network has no internet time to lean on. Learn why time matters here and how the Windows Time hierarchy carries one clock from SBD-DC01 to every system, then write down the reference, the fallback and the service path you will hold the domain to.</w:t>
       </w:r>
     </w:p>
     <w:p>
@@ -1014,7 +1014,7 @@
           <w:sz w:val="21"/>
           <w:szCs w:val="21"/>
         </w:rPr>
-        <w:t xml:space="preserve">Record the reference, the thresholds, the fallback and the service path the domain's time is held to.</w:t>
+        <w:t xml:space="preserve">Record the reference, the fallback and the service path the domain's time is held to, and what verification must show.</w:t>
       </w:r>
     </w:p>
     <w:p>
@@ -1089,7 +1089,7 @@
           <w:sz w:val="21"/>
           <w:szCs w:val="21"/>
         </w:rPr>
-        <w:t xml:space="preserve">Face the air gap. With no internet or outside NTP server, SBD-DC01 serves time from its own clock and is the reference by declaration, so name an approved reference that never connects to this network, such as a GPS receiver's display, and write down who compares SBD-DC01 with it, how often, and how a correction is made and recorded. Record the fallback too: if SBD-DC01 is lost for long, SBD-DC02 eventually stops advertising as a time source, so the PDC emulator role moves to it and it becomes the source (lesson 5).</w:t>
+        <w:t xml:space="preserve">Face the air gap. With no internet or outside NTP server, SBD-DC01 serves time from its own clock and is the reference by declaration, so name an approved reference that never connects to this network, such as a GPS receiver's display, and write down who compares SBD-DC01 with it, when — after any restart, restore or revert of SBD-DC01 included — and how a correction is made and recorded. Record the fallback too: if SBD-DC01 is lost for long, SBD-DC02 eventually stops advertising as a time source, so the PDC emulator role moves to it and it becomes the source (lesson 5).</w:t>
       </w:r>
     </w:p>
     <w:p>
@@ -1108,7 +1108,7 @@
           <w:sz w:val="21"/>
           <w:szCs w:val="21"/>
         </w:rPr>
-        <w:t xml:space="preserve">Set the thresholds you will hold. Keep every system within one second of SBD-DC01 — the one-second difference DISA's operating-system requirements use for synchronizing with an authoritative source — and SBD-DC01 within two seconds of the reference, checked daily and after every restart, restore or revert, or at an interval its measured drift has shown it stays inside. Five minutes is where Kerberos fails; these thresholds exist to catch drift long before that.</w:t>
+        <w:t xml:space="preserve">Decide what verification will show. Every system should name the source the hierarchy gives it, and its measured offset from that source should be small and stay stable from one reading to the next. Five minutes is where Kerberos fails, not a target: an offset that grows or jumps is the warning to act on long before that.</w:t>
       </w:r>
     </w:p>
     <w:p>
@@ -1319,7 +1319,7 @@
           <w:sz w:val="20"/>
           <w:szCs w:val="20"/>
         </w:rPr>
-        <w:t xml:space="preserve">The plan names the forest root and its PDC emulator, the hierarchy each system follows, the approved reference with who checks it and how often, both thresholds, the fallback, the Kerberos tolerance read from the Default Domain Policy, and rule F09 with each controller's inbound UDP 123 rule.</w:t>
+        <w:t xml:space="preserve">The plan names the forest root and its PDC emulator, the hierarchy each system follows, the approved reference with who checks it and when, the verification each system must show, the fallback, the Kerberos tolerance read from the Default Domain Policy, and rule F09 with each controller's inbound UDP 123 rule.</w:t>
       </w:r>
     </w:p>
     <w:p>
@@ -1351,7 +1351,7 @@
           <w:sz w:val="21"/>
           <w:szCs w:val="21"/>
         </w:rPr>
-        <w:t xml:space="preserve">Evidence to keep: Keep the time plan with the output behind it: the forest root and PDC emulator, the reference and checking procedure, both thresholds and the check interval, the fallback, MaxClockSkew, rule F09, both controllers' UDP 123 firewall rules, and each controller's time source before you change anything.</w:t>
+        <w:t xml:space="preserve">Evidence to keep: Keep the time plan with the output behind it: the forest root and PDC emulator, the reference and checking procedure, the fallback, MaxClockSkew, rule F09, both controllers' UDP 123 firewall rules, and each controller's time source before you change anything.</w:t>
       </w:r>
     </w:p>
     <w:tbl>
@@ -1807,7 +1807,7 @@
           <w:sz w:val="21"/>
           <w:szCs w:val="21"/>
         </w:rPr>
-        <w:t xml:space="preserve">The domain tolerates five minutes of clock difference. Why hold every system to one second?</w:t>
+        <w:t xml:space="preserve">The domain tolerates five minutes of clock difference. Why not treat five minutes as the target?</w:t>
       </w:r>
     </w:p>
     <w:p>
@@ -1899,7 +1899,7 @@
           <w:sz w:val="20"/>
           <w:szCs w:val="20"/>
         </w:rPr>
-        <w:t xml:space="preserve">Kerberos fails past five minutes; the one- and two-second thresholds catch drift long before that.  One hierarchy: SBD-DC01, then SBD-DC02, then every member, with Linux servers pointed at both controllers.  The reference, its checks, the fallback and rule F09 are written down before anything changes.</w:t>
+        <w:t xml:space="preserve">Kerberos fails past five minutes; small, stable offsets on every link show drift long before that.  One hierarchy: SBD-DC01, then SBD-DC02, then every member, with Linux servers pointed at both controllers.  The reference, its checks, the fallback and rule F09 are written down before anything changes.</w:t>
       </w:r>
     </w:p>
     <w:p>
@@ -1971,23 +1971,6 @@
       </w:hyperlink>
     </w:p>
     <w:p>
-      <w:pPr>
-        <w:spacing w:after="60" w:before="0" w:line="288" w:lineRule="auto"/>
-      </w:pPr>
-      <w:hyperlink w:history="1" r:id="rId14">
-        <w:r>
-          <w:rPr>
-            <w:rFonts w:ascii="Arial" w:cs="Arial" w:eastAsia="Arial" w:hAnsi="Arial"/>
-            <w:color w:val="20647C"/>
-            <w:sz w:val="18"/>
-            <w:szCs w:val="18"/>
-            <w:u w:val="single"/>
-          </w:rPr>
-          <w:t xml:space="preserve">DISA · STIGs document library</w:t>
-        </w:r>
-      </w:hyperlink>
-    </w:p>
-    <w:p>
       <w:r>
         <w:br w:type="page"/>
       </w:r>
@@ -2242,7 +2225,7 @@
           <w:sz w:val="21"/>
           <w:szCs w:val="21"/>
         </w:rPr>
-        <w:t xml:space="preserve">Run the first reference check with lesson 1's procedure: read the approved reference and SBD-DC01's clock at the same moment and record both. Correct only past the threshold, by the measured difference (Set-Date -Adjust), never by typing a time from memory; Security event 4616 records the change, and your log records who made it and why.</w:t>
+        <w:t xml:space="preserve">Run the first reference check with lesson 1's procedure: read the approved reference and SBD-DC01's clock at the same moment and record both. If they differ, correct SBD-DC01 by the measured difference (Set-Date -Adjust), never by typing a time from memory; Security event 4616 records the change, and your log records who made it and why.</w:t>
       </w:r>
     </w:p>
     <w:p>
@@ -2516,7 +2499,7 @@
           <w:sz w:val="18"/>
           <w:szCs w:val="18"/>
         </w:rPr>
-        <w:t xml:space="preserve"># Only past the threshold, by the measured difference (example: SBD-DC01 two seconds slow):</w:t>
+        <w:t xml:space="preserve"># A correction is made only by the measured difference (example: SBD-DC01 two seconds slow):</w:t>
       </w:r>
     </w:p>
     <w:p>
@@ -2562,7 +2545,7 @@
           <w:sz w:val="20"/>
           <w:szCs w:val="20"/>
         </w:rPr>
-        <w:t xml:space="preserve">Hypervisor time synchronization is off for both controller VMs; SBD-DC01 reports AnnounceFlags 5 and NT5DS, source Local CMOS Clock, stratum 1 and reference LOCL; nltest returns it with the GTIMESERV flag; event 12 is recorded as expected; and the first reference check is logged inside the threshold, or with its correction.</w:t>
+        <w:t xml:space="preserve">Hypervisor time synchronization is off for both controller VMs; SBD-DC01 reports AnnounceFlags 5 and NT5DS, source Local CMOS Clock, stratum 1 and reference LOCL; nltest returns it with the GTIMESERV flag; event 12 is recorded as expected; and the first reference check is logged with both readings and any correction.</w:t>
       </w:r>
     </w:p>
     <w:p>
@@ -3499,7 +3482,7 @@
           <w:sz w:val="21"/>
           <w:szCs w:val="21"/>
         </w:rPr>
-        <w:t xml:space="preserve">Write the chrony configuration every Linux server uses. In /etc/chrony.conf (RHEL family) or /etc/chrony/chrony.conf (Ubuntu), remove every pool, server and sourcedir line, add server SBD-DC01.sbd.test iburst, server SBD-DC02.sbd.test iburst and maxdistance 16, and add no allow line, because these servers serve time to no one. Domain-joined Linux servers authenticate with Kerberos through SSSD, so the same five-minute limit applies to them; ntpd, where a distribution still uses it, takes the same two server lines and tos maxdist 16.</w:t>
+        <w:t xml:space="preserve">Write the chrony configuration every Linux server uses. In /etc/chrony.conf (Red Hat Enterprise Linux family), remove every pool, server and sourcedir line, add server SBD-DC01.sbd.test iburst, server SBD-DC02.sbd.test iburst and maxdistance 16, and add no allow line, because these servers serve time to no one; then enable and restart chronyd. Domain-joined Linux servers authenticate with Kerberos through SSSD, so the same five-minute limit applies to them.</w:t>
       </w:r>
     </w:p>
     <w:p>
@@ -3667,7 +3650,7 @@
           <w:sz w:val="18"/>
           <w:szCs w:val="18"/>
         </w:rPr>
-        <w:t xml:space="preserve"># The Linux chrony file, filed now (/etc/chrony.conf, or /etc/chrony/chrony.conf on Ubuntu):</w:t>
+        <w:t xml:space="preserve"># The Linux chrony file, filed now (/etc/chrony.conf on the Red Hat Enterprise Linux family):</w:t>
       </w:r>
     </w:p>
     <w:p>
@@ -3731,7 +3714,7 @@
           <w:sz w:val="18"/>
           <w:szCs w:val="18"/>
         </w:rPr>
-        <w:t xml:space="preserve"># ...with no pool, other server, sourcedir or allow lines. Each Linux build later checks:</w:t>
+        <w:t xml:space="preserve"># ...with no pool, other server, sourcedir or allow lines; then:</w:t>
       </w:r>
     </w:p>
     <w:p>
@@ -3747,7 +3730,7 @@
           <w:sz w:val="18"/>
           <w:szCs w:val="18"/>
         </w:rPr>
-        <w:t xml:space="preserve">#   chronyc sources -v     # ^* one controller, ^+ or ^- the other (^? = unusable)</w:t>
+        <w:t xml:space="preserve">#   sudo systemctl enable chronyd; sudo systemctl restart chronyd</w:t>
       </w:r>
     </w:p>
     <w:p>
@@ -3763,13 +3746,13 @@
           <w:sz w:val="18"/>
           <w:szCs w:val="18"/>
         </w:rPr>
-        <w:t xml:space="preserve">#   chronyc ntpdata | grep -E '^(Remote address|Stratum|Root dispersion|Authenticated)'</w:t>
-      </w:r>
-    </w:p>
-    <w:p>
-      <w:pPr>
-        <w:shd w:fill="F1F7FA" w:color="auto" w:val="clear"/>
-        <w:spacing w:after="160" w:before="0" w:line="252" w:lineRule="auto"/>
+        <w:t xml:space="preserve"># Each Linux build later checks:</w:t>
+      </w:r>
+    </w:p>
+    <w:p>
+      <w:pPr>
+        <w:shd w:fill="F1F7FA" w:color="auto" w:val="clear"/>
+        <w:spacing w:after="0" w:before="0" w:line="252" w:lineRule="auto"/>
         <w:ind w:left="160" w:right="160"/>
       </w:pPr>
       <w:r>
@@ -3779,7 +3762,39 @@
           <w:sz w:val="18"/>
           <w:szCs w:val="18"/>
         </w:rPr>
-        <w:t xml:space="preserve">#   chronyc tracking       # Reference ID: a controller; System time well inside one second</w:t>
+        <w:t xml:space="preserve">#   chronyc sources -v     # ^* one controller, ^+ or ^- the other (^? = unusable)</w:t>
+      </w:r>
+    </w:p>
+    <w:p>
+      <w:pPr>
+        <w:shd w:fill="F1F7FA" w:color="auto" w:val="clear"/>
+        <w:spacing w:after="0" w:before="0" w:line="252" w:lineRule="auto"/>
+        <w:ind w:left="160" w:right="160"/>
+      </w:pPr>
+      <w:r>
+        <w:rPr>
+          <w:rFonts w:ascii="Consolas" w:cs="Consolas" w:eastAsia="Consolas" w:hAnsi="Consolas"/>
+          <w:color w:val="193448"/>
+          <w:sz w:val="18"/>
+          <w:szCs w:val="18"/>
+        </w:rPr>
+        <w:t xml:space="preserve">#   chronyc ntpdata | grep -E '^(Remote address|Stratum|Root dispersion|Authenticated)'</w:t>
+      </w:r>
+    </w:p>
+    <w:p>
+      <w:pPr>
+        <w:shd w:fill="F1F7FA" w:color="auto" w:val="clear"/>
+        <w:spacing w:after="160" w:before="0" w:line="252" w:lineRule="auto"/>
+        <w:ind w:left="160" w:right="160"/>
+      </w:pPr>
+      <w:r>
+        <w:rPr>
+          <w:rFonts w:ascii="Consolas" w:cs="Consolas" w:eastAsia="Consolas" w:hAnsi="Consolas"/>
+          <w:color w:val="193448"/>
+          <w:sz w:val="18"/>
+          <w:szCs w:val="18"/>
+        </w:rPr>
+        <w:t xml:space="preserve">#   chronyc tracking       # Reference ID: a controller; System time small and stable</w:t>
       </w:r>
     </w:p>
     <w:p>
@@ -4577,7 +4592,7 @@
           <w:sz w:val="20"/>
           <w:szCs w:val="20"/>
         </w:rPr>
-        <w:t xml:space="preserve">A source you configured is a claim until every link answers to it. Read each system's source and status, measure offsets against the thresholds from lesson 1, and keep the events and readings that let an assessor see the time chain for themselves.</w:t>
+        <w:t xml:space="preserve">A source you configured is a claim until every link answers to it. Read each system's source and status, measure its offsets and confirm they are small and stable, and keep the events and readings that let an assessor see the time chain for themselves.</w:t>
       </w:r>
     </w:p>
     <w:p>
@@ -4633,7 +4648,7 @@
           <w:sz w:val="21"/>
           <w:szCs w:val="21"/>
         </w:rPr>
-        <w:t xml:space="preserve">Measure controller and member offsets against the thresholds from lesson 1.</w:t>
+        <w:t xml:space="preserve">Measure controller and member offsets and confirm they are small and stable.</w:t>
       </w:r>
     </w:p>
     <w:p>
@@ -4708,7 +4723,7 @@
           <w:sz w:val="21"/>
           <w:szCs w:val="21"/>
         </w:rPr>
-        <w:t xml:space="preserve">Measure the controllers against each other: w32tm /monitor queries each controller in the domain, marks the PDC emulator, and reports every other controller's NTP offset from it. SBD-DC02 should sit well inside one second; the ICMP line is only a ping, and the NTP offset is the measurement.</w:t>
+        <w:t xml:space="preserve">Measure the controllers against each other: w32tm /monitor queries each controller in the domain, marks the PDC emulator, and reports every other controller's NTP offset from it. SBD-DC02's offset should be small and stay small from one reading to the next; the ICMP line is only a ping, and the NTP offset is the measurement.</w:t>
       </w:r>
     </w:p>
     <w:p>
@@ -4727,7 +4742,7 @@
           <w:sz w:val="21"/>
           <w:szCs w:val="21"/>
         </w:rPr>
-        <w:t xml:space="preserve">Measure a member from the member itself: w32tm /stripchart against SBD-DC01 takes timed samples of its offset, and five of them inside one second meet the threshold. On a Linux server later, chronyc tracking reports the same measure as System time, beside a root dispersion of about 10 seconds that is the controllers' advertised error, not an offset.</w:t>
+        <w:t xml:space="preserve">Measure a member from the member itself: w32tm /stripchart against SBD-DC01 takes timed samples of its offset, and five that are small and close to one another show a member following its source. On a Linux server later, chronyc tracking reports the same measure as System time, beside a root dispersion of about 10 seconds that is the controllers' advertised error, not an offset.</w:t>
       </w:r>
     </w:p>
     <w:p>
@@ -4765,7 +4780,7 @@
           <w:sz w:val="21"/>
           <w:szCs w:val="21"/>
         </w:rPr>
-        <w:t xml:space="preserve">Write the dated evidence record: for each system, its source, stratum and measured offset against its threshold, plus its time zone, since audit time stamps must be in UTC or carry their offset; then the event extracts, the reference check log, and who ran each check. Repeat the offset checks after any change to a controller.</w:t>
+        <w:t xml:space="preserve">Write the dated evidence record: for each system, its source, stratum and measured offsets, plus its time zone, since audit time stamps must be in UTC or carry their offset; then the event extracts, the reference check log, and who ran each check. Repeat the offset checks after any change to a controller.</w:t>
       </w:r>
     </w:p>
     <w:p>
@@ -5053,7 +5068,7 @@
           <w:sz w:val="20"/>
           <w:szCs w:val="20"/>
         </w:rPr>
-        <w:t xml:space="preserve">Every link reports the expected source and stratum, w32tm /monitor shows SBD-DC02 well inside one second of the PDC emulator, the member's five samples sit inside one second of SBD-DC01, the event extract holds the designed events with every warning explained, and the reference check log is current.</w:t>
+        <w:t xml:space="preserve">Every link reports the expected source and stratum, w32tm /monitor shows a small offset between SBD-DC02 and the PDC emulator, the member's five samples against SBD-DC01 are small and stable, the event extract holds the designed events with every warning explained, and the reference check log is kept with them.</w:t>
       </w:r>
     </w:p>
     <w:p>
@@ -5085,7 +5100,7 @@
           <w:sz w:val="21"/>
           <w:szCs w:val="21"/>
         </w:rPr>
-        <w:t xml:space="preserve">Evidence to keep: Keep the dated source, status, time zone, monitor and stripchart files from C:\Evidence\time, the Time-Service and 4616 extracts, the reference check log, and a one-page statement of each threshold beside the result measured against it.</w:t>
+        <w:t xml:space="preserve">Evidence to keep: Keep the dated source, status, time zone, monitor and stripchart files from C:\Evidence\time, the Time-Service and 4616 extracts, the reference check log, and a one-page summary of each system's source beside the offsets measured for it.</w:t>
       </w:r>
     </w:p>
     <w:tbl>
@@ -5632,7 +5647,7 @@
           <w:sz w:val="20"/>
           <w:szCs w:val="20"/>
         </w:rPr>
-        <w:t xml:space="preserve">Each link names the right source: Local CMOS Clock at the top, a controller everywhere else.  Offsets are measured against one second, not assumed.  Sources, offsets, events and the reference log form one dated record.</w:t>
+        <w:t xml:space="preserve">Each link names the right source: Local CMOS Clock at the top, a controller everywhere else.  Offsets are measured and shown small and stable, not assumed.  Sources, offsets, events and the reference log form one dated record.</w:t>
       </w:r>
     </w:p>
     <w:p>
@@ -6347,7 +6362,7 @@
           <w:sz w:val="20"/>
           <w:szCs w:val="20"/>
         </w:rPr>
-        <w:t xml:space="preserve">The practice fault was found from the system's configuration before anything changed, the system names a controller again with Type NT5DS and an offset inside one second, nltest names the PDC emulator as the reliable source, and the record explains the cause rather than only showing a passing result.</w:t>
+        <w:t xml:space="preserve">The practice fault was found from the system's configuration before anything changed, the system names a controller again with Type NT5DS and a small, stable offset, nltest names the PDC emulator as the reliable source, and the record explains the cause rather than only showing a passing result.</w:t>
       </w:r>
     </w:p>
     <w:p>

--- a/public/training/domain-time/SecureByDesign-domain-time-Workbook.docx
+++ b/public/training/domain-time/SecureByDesign-domain-time-Workbook.docx
@@ -1127,7 +1127,7 @@
           <w:sz w:val="21"/>
           <w:szCs w:val="21"/>
         </w:rPr>
-        <w:t xml:space="preserve">Confirm the service path. Rule F09 in Inside the Network permits every domain member to both controllers on UDP 123, and each controller's inbound firewall rule for the Windows Time service accepts it; SBD-DC02's own requests to SBD-DC01 stay inside VLAN 10, where only the host firewalls see them. SBD-REPO01 (course 1.9) is not a domain member, so F09 does not list it yet; course 1.9 adds it.</w:t>
+        <w:t xml:space="preserve">Confirm the service path. Rule F09 in the System Hub permits every domain member to both controllers on UDP 123, and each controller's inbound firewall rule for the Windows Time service accepts it; SBD-DC02's own requests to SBD-DC01 stay inside VLAN 10, where only the host firewalls see them. SBD-REPO01 (course 1.9) is not a domain member, so F09 does not list it yet; course 1.9 adds it.</w:t>
       </w:r>
     </w:p>
     <w:p>
